--- a/docs/Согласие-на-обработку-ПД-СДУТ.docx
+++ b/docs/Согласие-на-обработку-ПД-СДУТ.docx
@@ -865,6 +865,37 @@
           <w:sz w:val="24"/>
         </w:rPr>
         <w:t>до получения согласия данные считаются полученными от третьего лица. Часть 3 статьи 18 обязывает уведомить субъекта до начала обработки: кто оператор, какова цель, каков источник. Текст такого уведомления — Приложение Б; координатор произносит его при первом звонке.</w:t>
+      </w:r>
+    </w:p>
+    <w:p>
+      <w:pPr>
+        <w:spacing w:before="240" w:after="120" w:line="276" w:lineRule="auto"/>
+        <w:jc w:val="left"/>
+      </w:pPr>
+      <w:r>
+        <w:rPr>
+          <w:rFonts w:ascii="Times New Roman" w:hAnsi="Times New Roman"/>
+          <w:b/>
+          <w:i w:val="0"/>
+          <w:sz w:val="24"/>
+        </w:rPr>
+        <w:t>Замечание об адресе</w:t>
+      </w:r>
+    </w:p>
+    <w:p>
+      <w:pPr>
+        <w:spacing w:before="0" w:after="120" w:line="276" w:lineRule="auto"/>
+        <w:ind w:firstLine="567"/>
+        <w:jc w:val="both"/>
+      </w:pPr>
+      <w:r>
+        <w:rPr>
+          <w:rFonts w:ascii="Times New Roman" w:hAnsi="Times New Roman"/>
+          <w:b w:val="0"/>
+          <w:i w:val="0"/>
+          <w:sz w:val="24"/>
+        </w:rPr>
+        <w:t>Юридический адрес организации — квартира. Он и так открыт в ЕГРЮЛ, но на бланке согласия и на публичной странице он становится заметнее. Если это нежелательно, стоит указать почтовый адрес для обращений субъектов отдельно от юридического — закон этого не запрещает.</w:t>
       </w:r>
     </w:p>
     <w:p>
@@ -1467,7 +1498,7 @@
     </w:p>
     <w:p>
       <w:pPr>
-        <w:spacing w:before="0" w:after="80" w:line="276" w:lineRule="auto"/>
+        <w:spacing w:before="0" w:after="60" w:line="276" w:lineRule="auto"/>
         <w:ind w:firstLine="567"/>
         <w:jc w:val="left"/>
       </w:pPr>
@@ -1483,7 +1514,8 @@
     </w:p>
     <w:p>
       <w:pPr>
-        <w:spacing w:before="0" w:after="0" w:line="276" w:lineRule="auto"/>
+        <w:spacing w:before="0" w:after="60" w:line="276" w:lineRule="auto"/>
+        <w:ind w:firstLine="567"/>
         <w:jc w:val="left"/>
       </w:pPr>
       <w:r>
@@ -1493,27 +1525,13 @@
           <w:i w:val="0"/>
           <w:sz w:val="24"/>
         </w:rPr>
-        <w:t>________________________________________________________________________________________</w:t>
+        <w:t>ОГРН 1266300009766, ИНН 6320093220, КПП 632001001.</w:t>
       </w:r>
     </w:p>
     <w:p>
       <w:pPr>
-        <w:spacing w:before="0" w:after="80" w:line="276" w:lineRule="auto"/>
-        <w:jc w:val="center"/>
-      </w:pPr>
-      <w:r>
-        <w:rPr>
-          <w:rFonts w:ascii="Times New Roman" w:hAnsi="Times New Roman"/>
-          <w:b w:val="0"/>
-          <w:i/>
-          <w:sz w:val="18"/>
-        </w:rPr>
-        <w:t>ОГРН, ИНН</w:t>
-      </w:r>
-    </w:p>
-    <w:p>
-      <w:pPr>
-        <w:spacing w:before="0" w:after="0" w:line="276" w:lineRule="auto"/>
+        <w:spacing w:before="0" w:after="200" w:line="276" w:lineRule="auto"/>
+        <w:ind w:firstLine="567"/>
         <w:jc w:val="left"/>
       </w:pPr>
       <w:r>
@@ -1523,22 +1541,7 @@
           <w:i w:val="0"/>
           <w:sz w:val="24"/>
         </w:rPr>
-        <w:t>________________________________________________________________________________________</w:t>
-      </w:r>
-    </w:p>
-    <w:p>
-      <w:pPr>
-        <w:spacing w:before="0" w:after="200" w:line="276" w:lineRule="auto"/>
-        <w:jc w:val="center"/>
-      </w:pPr>
-      <w:r>
-        <w:rPr>
-          <w:rFonts w:ascii="Times New Roman" w:hAnsi="Times New Roman"/>
-          <w:b w:val="0"/>
-          <w:i/>
-          <w:sz w:val="18"/>
-        </w:rPr>
-        <w:t>адрес места нахождения</w:t>
+        <w:t>Адрес: 445044, Самарская область, г. Тольятти, ул. Ворошилова, д. 19, кв. 169.</w:t>
       </w:r>
     </w:p>
     <w:p>
@@ -2821,7 +2824,7 @@
           <w:i/>
           <w:sz w:val="18"/>
         </w:rPr>
-        <w:t>ОГРН, ИНН</w:t>
+        <w:t>ОГРН, ИНН — вписать из выписки ЕГРЮЛ получателя</w:t>
       </w:r>
     </w:p>
     <w:p>
@@ -2851,7 +2854,7 @@
           <w:i/>
           <w:sz w:val="18"/>
         </w:rPr>
-        <w:t>адрес места нахождения</w:t>
+        <w:t>адрес места нахождения получателя</w:t>
       </w:r>
     </w:p>
     <w:p>
@@ -3119,7 +3122,7 @@
     <w:p>
       <w:pPr>
         <w:spacing w:before="0" w:after="0" w:line="276" w:lineRule="auto"/>
-        <w:jc w:val="left"/>
+        <w:jc w:val="right"/>
       </w:pPr>
       <w:r>
         <w:rPr>
@@ -3128,22 +3131,22 @@
           <w:i w:val="0"/>
           <w:sz w:val="24"/>
         </w:rPr>
-        <w:t>________________________________________________________________________________________</w:t>
+        <w:t>445044, Самарская область, г. Тольятти,</w:t>
       </w:r>
     </w:p>
     <w:p>
       <w:pPr>
         <w:spacing w:before="0" w:after="240" w:line="276" w:lineRule="auto"/>
-        <w:jc w:val="center"/>
+        <w:jc w:val="right"/>
       </w:pPr>
       <w:r>
         <w:rPr>
           <w:rFonts w:ascii="Times New Roman" w:hAnsi="Times New Roman"/>
           <w:b w:val="0"/>
-          <w:i/>
-          <w:sz w:val="18"/>
+          <w:i w:val="0"/>
+          <w:sz w:val="24"/>
         </w:rPr>
-        <w:t>адрес оператора</w:t>
+        <w:t>ул. Ворошилова, д. 19, кв. 169</w:t>
       </w:r>
     </w:p>
     <w:p>
@@ -3786,7 +3789,7 @@
                 <w:rFonts w:ascii="Times New Roman" w:hAnsi="Times New Roman"/>
                 <w:sz w:val="22"/>
               </w:rPr>
-              <w:t>Кто собирает: АНО «Система долговременного ухода г. Тольятти».</w:t>
+              <w:t>Кто собирает: АНО «Система долговременного ухода г. Тольятти», ОГРН 1266300009766, ИНН 6320093220.</w:t>
             </w:r>
           </w:p>
           <w:p>

--- a/docs/Согласие-на-обработку-ПД-СДУТ.docx
+++ b/docs/Согласие-на-обработку-ПД-СДУТ.docx
@@ -895,7 +895,23 @@
           <w:i w:val="0"/>
           <w:sz w:val="24"/>
         </w:rPr>
-        <w:t>Юридический адрес организации — квартира. Он и так открыт в ЕГРЮЛ, но на бланке согласия и на публичной странице он становится заметнее. Если это нежелательно, стоит указать почтовый адрес для обращений субъектов отдельно от юридического — закон этого не запрещает.</w:t>
+        <w:t>В формах указан адрес без номера квартиры: 445044, Самарская область, г. Тольятти, ул. Ворошилова, д. 19. Юридический адрес в ЕГРЮЛ содержит и номер квартиры, но на бланке, который читают десятки людей, его печатать незачем — закон требует адрес оператора, а не точность до квартиры.</w:t>
+      </w:r>
+    </w:p>
+    <w:p>
+      <w:pPr>
+        <w:spacing w:before="0" w:after="120" w:line="276" w:lineRule="auto"/>
+        <w:ind w:firstLine="567"/>
+        <w:jc w:val="both"/>
+      </w:pPr>
+      <w:r>
+        <w:rPr>
+          <w:rFonts w:ascii="Times New Roman" w:hAnsi="Times New Roman"/>
+          <w:b w:val="0"/>
+          <w:i w:val="0"/>
+          <w:sz w:val="24"/>
+        </w:rPr>
+        <w:t>Если для переписки нужен отдельный почтовый адрес или абонентский ящик, его стоит указать здесь же: закон этого не запрещает, а обращения субъектов будут приходить туда, куда удобно организации.</w:t>
       </w:r>
     </w:p>
     <w:p>
@@ -1541,7 +1557,7 @@
           <w:i w:val="0"/>
           <w:sz w:val="24"/>
         </w:rPr>
-        <w:t>Адрес: 445044, Самарская область, г. Тольятти, ул. Ворошилова, д. 19, кв. 169.</w:t>
+        <w:t>Адрес: 445044, Самарская область, г. Тольятти, ул. Ворошилова, д. 19.</w:t>
       </w:r>
     </w:p>
     <w:p>
@@ -3146,7 +3162,7 @@
           <w:i w:val="0"/>
           <w:sz w:val="24"/>
         </w:rPr>
-        <w:t>ул. Ворошилова, д. 19, кв. 169</w:t>
+        <w:t>ул. Ворошилова, д. 19</w:t>
       </w:r>
     </w:p>
     <w:p>

--- a/docs/Согласие-на-обработку-ПД-СДУТ.docx
+++ b/docs/Согласие-на-обработку-ПД-СДУТ.docx
@@ -3736,6 +3736,36 @@
         <w:t>Версия 1.0</w:t>
       </w:r>
     </w:p>
+    <w:p>
+      <w:pPr>
+        <w:spacing w:before="0" w:after="120" w:line="276" w:lineRule="auto"/>
+        <w:jc w:val="left"/>
+      </w:pPr>
+      <w:r>
+        <w:rPr>
+          <w:rFonts w:ascii="Times New Roman" w:hAnsi="Times New Roman"/>
+          <w:b/>
+          <w:i w:val="0"/>
+          <w:sz w:val="24"/>
+        </w:rPr>
+        <w:t>А.1. Первый экран</w:t>
+      </w:r>
+    </w:p>
+    <w:p>
+      <w:pPr>
+        <w:spacing w:before="0" w:after="160" w:line="276" w:lineRule="auto"/>
+        <w:jc w:val="both"/>
+      </w:pPr>
+      <w:r>
+        <w:rPr>
+          <w:rFonts w:ascii="Times New Roman" w:hAnsi="Times New Roman"/>
+          <w:b w:val="0"/>
+          <w:i/>
+          <w:sz w:val="20"/>
+        </w:rPr>
+        <w:t>Короткое изложение. Человек, пришедший за помощью для лежачей матери, не должен встречать страницу юридического текста: он закроет чат. Полный текст — в одно нажатие, здесь же в чате, и кнопка согласия стоит рядом с обеими возможностями.</w:t>
+      </w:r>
+    </w:p>
     <w:tbl>
       <w:tblPr>
         <w:tblStyle w:val="TableGrid"/>
@@ -3759,7 +3789,7 @@
                 <w:rFonts w:ascii="Times New Roman" w:hAnsi="Times New Roman"/>
                 <w:sz w:val="22"/>
               </w:rPr>
-              <w:t>Прежде чем начать — одно важное.</w:t>
+              <w:t>Сначала одно короткое дело.</w:t>
             </w:r>
           </w:p>
           <w:p>
@@ -3782,7 +3812,7 @@
                 <w:rFonts w:ascii="Times New Roman" w:hAnsi="Times New Roman"/>
                 <w:sz w:val="22"/>
               </w:rPr>
-              <w:t>Чтобы координатор мог помочь, анкета спросит про состояние человека: как он ходит, ест, спит, что беспокоит. Это сведения о здоровье, и закон разрешает их собирать только с вашего согласия.</w:t>
+              <w:t>Вопросы будут о здоровье — как человек ходит, ест, спит, что беспокоит. Такие сведения закон разрешает записывать только с вашего согласия.</w:t>
             </w:r>
           </w:p>
           <w:p>
@@ -3805,7 +3835,7 @@
                 <w:rFonts w:ascii="Times New Roman" w:hAnsi="Times New Roman"/>
                 <w:sz w:val="22"/>
               </w:rPr>
-              <w:t>Кто собирает: АНО «Система долговременного ухода г. Тольятти», ОГРН 1266300009766, ИНН 6320093220.</w:t>
+              <w:t>Коротко, о чём речь:</w:t>
             </w:r>
           </w:p>
           <w:p>
@@ -3828,7 +3858,43 @@
                 <w:rFonts w:ascii="Times New Roman" w:hAnsi="Times New Roman"/>
                 <w:sz w:val="22"/>
               </w:rPr>
-              <w:t>Что мы записываем: имя и телефон для связи, ваши ответы на вопросы анкеты, дату обращения.</w:t>
+              <w:t>• записываем имя, телефон, адрес и ваши ответы;</w:t>
+            </w:r>
+          </w:p>
+          <w:p>
+            <w:pPr>
+              <w:spacing w:after="40"/>
+            </w:pPr>
+            <w:r>
+              <w:rPr>
+                <w:rFonts w:ascii="Times New Roman" w:hAnsi="Times New Roman"/>
+                <w:sz w:val="22"/>
+              </w:rPr>
+              <w:t>• читают их только координаторы службы;</w:t>
+            </w:r>
+          </w:p>
+          <w:p>
+            <w:pPr>
+              <w:spacing w:after="40"/>
+            </w:pPr>
+            <w:r>
+              <w:rPr>
+                <w:rFonts w:ascii="Times New Roman" w:hAnsi="Times New Roman"/>
+                <w:sz w:val="22"/>
+              </w:rPr>
+              <w:t>• врачам передаём лишь с вашего отдельного разрешения;</w:t>
+            </w:r>
+          </w:p>
+          <w:p>
+            <w:pPr>
+              <w:spacing w:after="40"/>
+            </w:pPr>
+            <w:r>
+              <w:rPr>
+                <w:rFonts w:ascii="Times New Roman" w:hAnsi="Times New Roman"/>
+                <w:sz w:val="22"/>
+              </w:rPr>
+              <w:t>• напишете «удалить» — сотрём всё и подтвердим.</w:t>
             </w:r>
           </w:p>
           <w:p>
@@ -3851,76 +3917,7 @@
                 <w:rFonts w:ascii="Times New Roman" w:hAnsi="Times New Roman"/>
                 <w:sz w:val="22"/>
               </w:rPr>
-              <w:t>Зачем: чтобы координатор перезвонил и подобрал помощь.</w:t>
-            </w:r>
-          </w:p>
-          <w:p>
-            <w:pPr>
-              <w:spacing w:after="40"/>
-            </w:pPr>
-            <w:r>
-              <w:rPr>
-                <w:rFonts w:ascii="Times New Roman" w:hAnsi="Times New Roman"/>
-                <w:sz w:val="22"/>
-              </w:rPr>
-            </w:r>
-          </w:p>
-          <w:p>
-            <w:pPr>
-              <w:spacing w:after="40"/>
-            </w:pPr>
-            <w:r>
-              <w:rPr>
-                <w:rFonts w:ascii="Times New Roman" w:hAnsi="Times New Roman"/>
-                <w:sz w:val="22"/>
-              </w:rPr>
-              <w:t>Кому передаём: только сотрудникам службы. В медицинскую организацию — лишь с вашего отдельного согласия.</w:t>
-            </w:r>
-          </w:p>
-          <w:p>
-            <w:pPr>
-              <w:spacing w:after="40"/>
-            </w:pPr>
-            <w:r>
-              <w:rPr>
-                <w:rFonts w:ascii="Times New Roman" w:hAnsi="Times New Roman"/>
-                <w:sz w:val="22"/>
-              </w:rPr>
-            </w:r>
-          </w:p>
-          <w:p>
-            <w:pPr>
-              <w:spacing w:after="40"/>
-            </w:pPr>
-            <w:r>
-              <w:rPr>
-                <w:rFonts w:ascii="Times New Roman" w:hAnsi="Times New Roman"/>
-                <w:sz w:val="22"/>
-              </w:rPr>
-              <w:t>Сколько храним: пока вы не попросите удалить. Напишите «удалить» — сотрём всё и подтвердим.</w:t>
-            </w:r>
-          </w:p>
-          <w:p>
-            <w:pPr>
-              <w:spacing w:after="40"/>
-            </w:pPr>
-            <w:r>
-              <w:rPr>
-                <w:rFonts w:ascii="Times New Roman" w:hAnsi="Times New Roman"/>
-                <w:sz w:val="22"/>
-              </w:rPr>
-            </w:r>
-          </w:p>
-          <w:p>
-            <w:pPr>
-              <w:spacing w:after="40"/>
-            </w:pPr>
-            <w:r>
-              <w:rPr>
-                <w:rFonts w:ascii="Times New Roman" w:hAnsi="Times New Roman"/>
-                <w:sz w:val="22"/>
-              </w:rPr>
-              <w:t>Полный текст: политика обработки персональных данных — в справочнике по кнопке «Открыть».</w:t>
+              <w:t>Полный текст — по кнопке ниже, прямо здесь в чате.</w:t>
             </w:r>
           </w:p>
           <w:p>
@@ -3944,7 +3941,7 @@
                 <w:b/>
                 <w:sz w:val="22"/>
               </w:rPr>
-              <w:t>[ Согласен, продолжим ]      [ Не согласен ]</w:t>
+              <w:t>[ Согласен, продолжим ]   [ Прочитать полностью ]   [ Не согласен ]</w:t>
             </w:r>
           </w:p>
         </w:tc>
@@ -3955,6 +3952,21 @@
         <w:spacing w:before="0" w:after="200" w:line="276" w:lineRule="auto"/>
         <w:jc w:val="left"/>
       </w:pPr>
+    </w:p>
+    <w:p>
+      <w:pPr>
+        <w:spacing w:before="0" w:after="120" w:line="276" w:lineRule="auto"/>
+        <w:jc w:val="left"/>
+      </w:pPr>
+      <w:r>
+        <w:rPr>
+          <w:rFonts w:ascii="Times New Roman" w:hAnsi="Times New Roman"/>
+          <w:b/>
+          <w:i w:val="0"/>
+          <w:sz w:val="24"/>
+        </w:rPr>
+        <w:t>А.2. Полный текст по кнопке «Прочитать полностью»</w:t>
+      </w:r>
     </w:p>
     <w:p>
       <w:pPr>
@@ -3968,7 +3980,408 @@
           <w:i/>
           <w:sz w:val="20"/>
         </w:rPr>
-        <w:t>Отличия от того, что уже работает в боте: добавлены наименование оператора, оговорка про отдельное согласие на передачу в медицинскую организацию и ссылка на политику. Эти три строки нужны, чтобы согласие считалось информированным. Правка в коде — одна константа CONSENT и номер версии.</w:t>
+        <w:t>Приходит сообщением в тот же чат — не ссылкой на сайт. Содержит все сведения по части 4 статьи 9 ФЗ-152. Когда уже известно, о ком идёт речь, снизу добавляется строка о том, кто подписывает бумажную форму, а после согласия — дата, когда оно дано.</w:t>
+      </w:r>
+    </w:p>
+    <w:tbl>
+      <w:tblPr>
+        <w:tblStyle w:val="TableGrid"/>
+        <w:tblW w:type="auto" w:w="0"/>
+        <w:tblLook w:firstColumn="1" w:firstRow="1" w:lastColumn="0" w:lastRow="0" w:noHBand="0" w:noVBand="1" w:val="04A0"/>
+      </w:tblPr>
+      <w:tblGrid>
+        <w:gridCol w:w="9639"/>
+      </w:tblGrid>
+      <w:tr>
+        <w:tc>
+          <w:tcPr>
+            <w:tcW w:type="dxa" w:w="9638"/>
+          </w:tcPr>
+          <w:p>
+            <w:pPr>
+              <w:spacing w:after="40"/>
+            </w:pPr>
+            <w:r>
+              <w:rPr>
+                <w:rFonts w:ascii="Times New Roman" w:hAnsi="Times New Roman"/>
+                <w:sz w:val="22"/>
+              </w:rPr>
+              <w:t>Согласие на обработку персональных данных</w:t>
+            </w:r>
+          </w:p>
+          <w:p>
+            <w:pPr>
+              <w:spacing w:after="40"/>
+            </w:pPr>
+            <w:r>
+              <w:rPr>
+                <w:rFonts w:ascii="Times New Roman" w:hAnsi="Times New Roman"/>
+                <w:sz w:val="22"/>
+              </w:rPr>
+            </w:r>
+          </w:p>
+          <w:p>
+            <w:pPr>
+              <w:spacing w:after="40"/>
+            </w:pPr>
+            <w:r>
+              <w:rPr>
+                <w:rFonts w:ascii="Times New Roman" w:hAnsi="Times New Roman"/>
+                <w:sz w:val="22"/>
+              </w:rPr>
+              <w:t>КТО СОБИРАЕТ</w:t>
+            </w:r>
+          </w:p>
+          <w:p>
+            <w:pPr>
+              <w:spacing w:after="40"/>
+            </w:pPr>
+            <w:r>
+              <w:rPr>
+                <w:rFonts w:ascii="Times New Roman" w:hAnsi="Times New Roman"/>
+                <w:sz w:val="22"/>
+              </w:rPr>
+              <w:t>АНО «Система долговременного ухода г. Тольятти»</w:t>
+            </w:r>
+          </w:p>
+          <w:p>
+            <w:pPr>
+              <w:spacing w:after="40"/>
+            </w:pPr>
+            <w:r>
+              <w:rPr>
+                <w:rFonts w:ascii="Times New Roman" w:hAnsi="Times New Roman"/>
+                <w:sz w:val="22"/>
+              </w:rPr>
+              <w:t>ОГРН 1266300009766, ИНН 6320093220</w:t>
+            </w:r>
+          </w:p>
+          <w:p>
+            <w:pPr>
+              <w:spacing w:after="40"/>
+            </w:pPr>
+            <w:r>
+              <w:rPr>
+                <w:rFonts w:ascii="Times New Roman" w:hAnsi="Times New Roman"/>
+                <w:sz w:val="22"/>
+              </w:rPr>
+              <w:t>445044, Самарская область, г. Тольятти, ул. Ворошилова, д. 19</w:t>
+            </w:r>
+          </w:p>
+          <w:p>
+            <w:pPr>
+              <w:spacing w:after="40"/>
+            </w:pPr>
+            <w:r>
+              <w:rPr>
+                <w:rFonts w:ascii="Times New Roman" w:hAnsi="Times New Roman"/>
+                <w:sz w:val="22"/>
+              </w:rPr>
+            </w:r>
+          </w:p>
+          <w:p>
+            <w:pPr>
+              <w:spacing w:after="40"/>
+            </w:pPr>
+            <w:r>
+              <w:rPr>
+                <w:rFonts w:ascii="Times New Roman" w:hAnsi="Times New Roman"/>
+                <w:sz w:val="22"/>
+              </w:rPr>
+              <w:t>ЧТО ЗАПИСЫВАЕМ</w:t>
+            </w:r>
+          </w:p>
+          <w:p>
+            <w:pPr>
+              <w:spacing w:after="40"/>
+            </w:pPr>
+            <w:r>
+              <w:rPr>
+                <w:rFonts w:ascii="Times New Roman" w:hAnsi="Times New Roman"/>
+                <w:sz w:val="22"/>
+              </w:rPr>
+              <w:t>Имя, по которому к вам обращаться, и телефон для связи. Имя человека, которому нужна помощь, и адрес, куда приезжать. Ваши ответы о его состоянии: как он ходит, ест, спит, что беспокоит, кто рядом. Дату обращения.</w:t>
+            </w:r>
+          </w:p>
+          <w:p>
+            <w:pPr>
+              <w:spacing w:after="40"/>
+            </w:pPr>
+            <w:r>
+              <w:rPr>
+                <w:rFonts w:ascii="Times New Roman" w:hAnsi="Times New Roman"/>
+                <w:sz w:val="22"/>
+              </w:rPr>
+            </w:r>
+          </w:p>
+          <w:p>
+            <w:pPr>
+              <w:spacing w:after="40"/>
+            </w:pPr>
+            <w:r>
+              <w:rPr>
+                <w:rFonts w:ascii="Times New Roman" w:hAnsi="Times New Roman"/>
+                <w:sz w:val="22"/>
+              </w:rPr>
+              <w:t>Ответы о состоянии здоровья — особая категория данных, часть 1 статьи 10 закона 152-ФЗ. Без вашего согласия мы их не записываем.</w:t>
+            </w:r>
+          </w:p>
+          <w:p>
+            <w:pPr>
+              <w:spacing w:after="40"/>
+            </w:pPr>
+            <w:r>
+              <w:rPr>
+                <w:rFonts w:ascii="Times New Roman" w:hAnsi="Times New Roman"/>
+                <w:sz w:val="22"/>
+              </w:rPr>
+            </w:r>
+          </w:p>
+          <w:p>
+            <w:pPr>
+              <w:spacing w:after="40"/>
+            </w:pPr>
+            <w:r>
+              <w:rPr>
+                <w:rFonts w:ascii="Times New Roman" w:hAnsi="Times New Roman"/>
+                <w:sz w:val="22"/>
+              </w:rPr>
+              <w:t>ЗАЧЕМ</w:t>
+            </w:r>
+          </w:p>
+          <w:p>
+            <w:pPr>
+              <w:spacing w:after="40"/>
+            </w:pPr>
+            <w:r>
+              <w:rPr>
+                <w:rFonts w:ascii="Times New Roman" w:hAnsi="Times New Roman"/>
+                <w:sz w:val="22"/>
+              </w:rPr>
+              <w:t>Чтобы координатор перезвонил, понял, что нужно, и подобрал помощь: уход на дому, обучение родных, оборудование, оформление документов.</w:t>
+            </w:r>
+          </w:p>
+          <w:p>
+            <w:pPr>
+              <w:spacing w:after="40"/>
+            </w:pPr>
+            <w:r>
+              <w:rPr>
+                <w:rFonts w:ascii="Times New Roman" w:hAnsi="Times New Roman"/>
+                <w:sz w:val="22"/>
+              </w:rPr>
+            </w:r>
+          </w:p>
+          <w:p>
+            <w:pPr>
+              <w:spacing w:after="40"/>
+            </w:pPr>
+            <w:r>
+              <w:rPr>
+                <w:rFonts w:ascii="Times New Roman" w:hAnsi="Times New Roman"/>
+                <w:sz w:val="22"/>
+              </w:rPr>
+              <w:t>ЧТО МЫ С НИМИ ДЕЛАЕМ</w:t>
+            </w:r>
+          </w:p>
+          <w:p>
+            <w:pPr>
+              <w:spacing w:after="40"/>
+            </w:pPr>
+            <w:r>
+              <w:rPr>
+                <w:rFonts w:ascii="Times New Roman" w:hAnsi="Times New Roman"/>
+                <w:sz w:val="22"/>
+              </w:rPr>
+              <w:t>Записываем, храним, показываем координаторам службы и готовим по ним сводку к звонку. Ни рекламы, ни продажи, ни передачи кому-то ещё.</w:t>
+            </w:r>
+          </w:p>
+          <w:p>
+            <w:pPr>
+              <w:spacing w:after="40"/>
+            </w:pPr>
+            <w:r>
+              <w:rPr>
+                <w:rFonts w:ascii="Times New Roman" w:hAnsi="Times New Roman"/>
+                <w:sz w:val="22"/>
+              </w:rPr>
+            </w:r>
+          </w:p>
+          <w:p>
+            <w:pPr>
+              <w:spacing w:after="40"/>
+            </w:pPr>
+            <w:r>
+              <w:rPr>
+                <w:rFonts w:ascii="Times New Roman" w:hAnsi="Times New Roman"/>
+                <w:sz w:val="22"/>
+              </w:rPr>
+              <w:t>КТО ВИДИТ</w:t>
+            </w:r>
+          </w:p>
+          <w:p>
+            <w:pPr>
+              <w:spacing w:after="40"/>
+            </w:pPr>
+            <w:r>
+              <w:rPr>
+                <w:rFonts w:ascii="Times New Roman" w:hAnsi="Times New Roman"/>
+                <w:sz w:val="22"/>
+              </w:rPr>
+              <w:t>Только сотрудники службы, которые ведут ваше обращение. В медицинскую организацию — лишь с вашего отдельного согласия, и его вы подписываете отдельно.</w:t>
+            </w:r>
+          </w:p>
+          <w:p>
+            <w:pPr>
+              <w:spacing w:after="40"/>
+            </w:pPr>
+            <w:r>
+              <w:rPr>
+                <w:rFonts w:ascii="Times New Roman" w:hAnsi="Times New Roman"/>
+                <w:sz w:val="22"/>
+              </w:rPr>
+            </w:r>
+          </w:p>
+          <w:p>
+            <w:pPr>
+              <w:spacing w:after="40"/>
+            </w:pPr>
+            <w:r>
+              <w:rPr>
+                <w:rFonts w:ascii="Times New Roman" w:hAnsi="Times New Roman"/>
+                <w:sz w:val="22"/>
+              </w:rPr>
+              <w:t>СКОЛЬКО ХРАНИМ</w:t>
+            </w:r>
+          </w:p>
+          <w:p>
+            <w:pPr>
+              <w:spacing w:after="40"/>
+            </w:pPr>
+            <w:r>
+              <w:rPr>
+                <w:rFonts w:ascii="Times New Roman" w:hAnsi="Times New Roman"/>
+                <w:sz w:val="22"/>
+              </w:rPr>
+              <w:t>Пока вы не попросите удалить. Срока в годах нет — есть ваше слово.</w:t>
+            </w:r>
+          </w:p>
+          <w:p>
+            <w:pPr>
+              <w:spacing w:after="40"/>
+            </w:pPr>
+            <w:r>
+              <w:rPr>
+                <w:rFonts w:ascii="Times New Roman" w:hAnsi="Times New Roman"/>
+                <w:sz w:val="22"/>
+              </w:rPr>
+            </w:r>
+          </w:p>
+          <w:p>
+            <w:pPr>
+              <w:spacing w:after="40"/>
+            </w:pPr>
+            <w:r>
+              <w:rPr>
+                <w:rFonts w:ascii="Times New Roman" w:hAnsi="Times New Roman"/>
+                <w:sz w:val="22"/>
+              </w:rPr>
+              <w:t>КАК ОТОЗВАТЬ</w:t>
+            </w:r>
+          </w:p>
+          <w:p>
+            <w:pPr>
+              <w:spacing w:after="40"/>
+            </w:pPr>
+            <w:r>
+              <w:rPr>
+                <w:rFonts w:ascii="Times New Roman" w:hAnsi="Times New Roman"/>
+                <w:sz w:val="22"/>
+              </w:rPr>
+              <w:t>Напишите боту «удалить» — в любой момент, без объяснения причин. Согласие прекращается, записи стираются, мы подтверждаем сообщением.</w:t>
+            </w:r>
+          </w:p>
+          <w:p>
+            <w:pPr>
+              <w:spacing w:after="40"/>
+            </w:pPr>
+            <w:r>
+              <w:rPr>
+                <w:rFonts w:ascii="Times New Roman" w:hAnsi="Times New Roman"/>
+                <w:sz w:val="22"/>
+              </w:rPr>
+            </w:r>
+          </w:p>
+          <w:p>
+            <w:pPr>
+              <w:spacing w:after="40"/>
+            </w:pPr>
+            <w:r>
+              <w:rPr>
+                <w:rFonts w:ascii="Times New Roman" w:hAnsi="Times New Roman"/>
+                <w:sz w:val="22"/>
+              </w:rPr>
+              <w:t>КАК ВЫ ЕГО ДАЁТЕ</w:t>
+            </w:r>
+          </w:p>
+          <w:p>
+            <w:pPr>
+              <w:spacing w:after="40"/>
+            </w:pPr>
+            <w:r>
+              <w:rPr>
+                <w:rFonts w:ascii="Times New Roman" w:hAnsi="Times New Roman"/>
+                <w:sz w:val="22"/>
+              </w:rPr>
+              <w:t>Нажатием кнопки «Согласен, продолжим». Мы записываем дату, время и редакцию этого текста. При встрече координатор даст ту же форму на бумаге — подписать её нужно будет один раз.</w:t>
+            </w:r>
+          </w:p>
+          <w:p>
+            <w:pPr>
+              <w:spacing w:after="40"/>
+            </w:pPr>
+            <w:r>
+              <w:rPr>
+                <w:rFonts w:ascii="Times New Roman" w:hAnsi="Times New Roman"/>
+                <w:sz w:val="22"/>
+              </w:rPr>
+            </w:r>
+          </w:p>
+          <w:p>
+            <w:pPr>
+              <w:spacing w:after="40"/>
+            </w:pPr>
+            <w:r>
+              <w:rPr>
+                <w:rFonts w:ascii="Times New Roman" w:hAnsi="Times New Roman"/>
+                <w:b/>
+                <w:sz w:val="22"/>
+              </w:rPr>
+              <w:t>[ Согласен, продолжим ]   [ Не согласен ]</w:t>
+            </w:r>
+          </w:p>
+        </w:tc>
+      </w:tr>
+    </w:tbl>
+    <w:p>
+      <w:pPr>
+        <w:spacing w:before="0" w:after="200" w:line="276" w:lineRule="auto"/>
+        <w:jc w:val="left"/>
+      </w:pPr>
+    </w:p>
+    <w:p>
+      <w:pPr>
+        <w:spacing w:before="0" w:after="160" w:line="276" w:lineRule="auto"/>
+        <w:jc w:val="both"/>
+      </w:pPr>
+      <w:r>
+        <w:rPr>
+          <w:rFonts w:ascii="Times New Roman" w:hAnsi="Times New Roman"/>
+          <w:b w:val="0"/>
+          <w:i/>
+          <w:sz w:val="20"/>
+        </w:rPr>
+        <w:t>Оба текста — один документ в двух длинах: правятся вместе, вместе же растёт номер версии. В коде это константы CONSENT_SHORT и CONSENT_FULL в chatbot_survey.py; настоящий файл собирается из них, поэтому разойтись с ботом не может.</w:t>
       </w:r>
     </w:p>
     <w:p>
